--- a/Fonte_Sigilosa/대본/8부/12화_Contagem_regressiva.docx
+++ b/Fonte_Sigilosa/대본/8부/12화_Contagem_regressiva.docx
@@ -4257,7 +4257,7 @@
           <w:color w:val="1A1A1A"/>
           <w:sz w:val="22"/>
         </w:rPr>
-        <w:t xml:space="preserve">   Material obtido legalmente, decidiu o Supremo há vinte minutos. Seis a cinco. Vou citar.</w:t>
+        <w:t xml:space="preserve">   Material obtido legalmente, decidiu o Supremo há quinze minutos. Seis a cinco. Vou citar.</w:t>
       </w:r>
     </w:p>
     <w:p>
@@ -4272,7 +4272,7 @@
           <w:color w:val="808080"/>
           <w:sz w:val="18"/>
         </w:rPr>
-        <w:t>합법적으로 취득한 자료라고 대법원이 20분 전에 결정했죠. 6대 5로. 그것도 인용할 거예요.</w:t>
+        <w:t>합법적으로 취득한 자료라고 대법원이 15분 전에 결정했죠. 6대 5로. 그것도 인용할 거예요.</w:t>
       </w:r>
     </w:p>
     <w:p>
@@ -4677,7 +4677,7 @@
           <w:color w:val="808080"/>
           <w:sz w:val="18"/>
         </w:rPr>
-        <w:t>당신이 누군지 압니다, 모레이라 씨. 몇 년 전부터 알았지요.</w:t>
+        <w:t>당신이 누군지 압니다, 모레이라 씨. 몇 년 전부터 알고 있었지요.</w:t>
       </w:r>
     </w:p>
     <w:p>
@@ -5411,7 +5411,7 @@
           <w:color w:val="808080"/>
           <w:sz w:val="18"/>
         </w:rPr>
-        <w:t>공식 입장은 변호사들 몫이오. 전면 부인. 이미 당신 메일함에 있을 거요.</w:t>
+        <w:t>공식 입장은 변호사들 몫이오. 전면 부인. 이미 당신 메일함에 있소.</w:t>
       </w:r>
     </w:p>
     <w:p>
